--- a/R2维度混淆_论文灌水科研创新点裂变报告.docx
+++ b/R2维度混淆_论文灌水科研创新点裂变报告.docx
@@ -474,28 +474,181 @@
                 <w:rFonts w:ascii="Times New Roman" w:hAnsi="Times New Roman" w:eastAsia="SimSun"/>
                 <w:sz w:val="19"/>
               </w:rPr>
-              <w:t>，CPU 跑通 4.9s）&lt;br&gt;✅ 初步实证：R1-only 防御（</w:t>
+              <w:t xml:space="preserve">，CPU 跑通）&lt;br&gt;✅ </w:t>
+            </w:r>
+            <w:r>
+              <w:rPr>
+                <w:rFonts w:ascii="Times New Roman" w:hAnsi="Times New Roman" w:eastAsia="SimSun"/>
+                <w:b/>
+                <w:sz w:val="19"/>
+              </w:rPr>
+              <w:t>母篇 A 已成稿并编译</w:t>
+            </w:r>
+            <w:r>
+              <w:rPr>
+                <w:rFonts w:ascii="Times New Roman" w:hAnsi="Times New Roman" w:eastAsia="SimSun"/>
+                <w:sz w:val="19"/>
+              </w:rPr>
+              <w:t>：</w:t>
             </w:r>
             <w:r>
               <w:rPr>
                 <w:rFonts w:ascii="Consolas" w:hAnsi="Consolas" w:eastAsia="Consolas"/>
                 <w:sz w:val="18"/>
               </w:rPr>
-              <w:t>eps=0.0</w:t>
-            </w:r>
-            <w:r>
-              <w:rPr>
-                <w:rFonts w:ascii="Times New Roman" w:hAnsi="Times New Roman" w:eastAsia="SimSun"/>
-                <w:sz w:val="19"/>
-              </w:rPr>
-              <w:t xml:space="preserve">）在配对投毒下 </w:t>
+              <w:t>paper/manuscript_R1R2_v1.md</w:t>
+            </w:r>
+            <w:r>
+              <w:rPr>
+                <w:rFonts w:ascii="Times New Roman" w:hAnsi="Times New Roman" w:eastAsia="SimSun"/>
+                <w:sz w:val="19"/>
+              </w:rPr>
+              <w:t>（30 页 PDF，</w:t>
             </w:r>
             <w:r>
               <w:rPr>
                 <w:rFonts w:ascii="Consolas" w:hAnsi="Consolas" w:eastAsia="Consolas"/>
                 <w:sz w:val="18"/>
               </w:rPr>
-              <w:t>poison@k = 1.000</w:t>
+              <w:t>pdflatex</w:t>
+            </w:r>
+            <w:r>
+              <w:rPr>
+                <w:rFonts w:ascii="Times New Roman" w:hAnsi="Times New Roman" w:eastAsia="SimSun"/>
+                <w:sz w:val="19"/>
+              </w:rPr>
+              <w:t xml:space="preserve"> 零错误）&lt;br&gt;✅ </w:t>
+            </w:r>
+            <w:r>
+              <w:rPr>
+                <w:rFonts w:ascii="Times New Roman" w:hAnsi="Times New Roman" w:eastAsia="SimSun"/>
+                <w:b/>
+                <w:sz w:val="19"/>
+              </w:rPr>
+              <w:t>进阶篇 B 已成稿并编译</w:t>
+            </w:r>
+            <w:r>
+              <w:rPr>
+                <w:rFonts w:ascii="Times New Roman" w:hAnsi="Times New Roman" w:eastAsia="SimSun"/>
+                <w:sz w:val="19"/>
+              </w:rPr>
+              <w:t>：</w:t>
+            </w:r>
+            <w:r>
+              <w:rPr>
+                <w:rFonts w:ascii="Consolas" w:hAnsi="Consolas" w:eastAsia="Consolas"/>
+                <w:sz w:val="18"/>
+              </w:rPr>
+              <w:t>paper/manuscript_B_adaptive_v1.md</w:t>
+            </w:r>
+            <w:r>
+              <w:rPr>
+                <w:rFonts w:ascii="Times New Roman" w:hAnsi="Times New Roman" w:eastAsia="SimSun"/>
+                <w:sz w:val="19"/>
+              </w:rPr>
+              <w:t>（12 页 PDF，零错误）&lt;br&gt;✅ 全量实证（已提交、可复现）：R1-only 防御（</w:t>
+            </w:r>
+            <w:r>
+              <w:rPr>
+                <w:rFonts w:ascii="Consolas" w:hAnsi="Consolas" w:eastAsia="Consolas"/>
+                <w:sz w:val="18"/>
+              </w:rPr>
+              <w:t>eps=0.0</w:t>
+            </w:r>
+            <w:r>
+              <w:rPr>
+                <w:rFonts w:ascii="Times New Roman" w:hAnsi="Times New Roman" w:eastAsia="SimSun"/>
+                <w:sz w:val="19"/>
+              </w:rPr>
+              <w:t xml:space="preserve">）在配对投毒下 </w:t>
+            </w:r>
+            <w:r>
+              <w:rPr>
+                <w:rFonts w:ascii="Consolas" w:hAnsi="Consolas" w:eastAsia="Consolas"/>
+                <w:sz w:val="18"/>
+              </w:rPr>
+              <w:t>poison@k</w:t>
+            </w:r>
+            <w:r>
+              <w:rPr>
+                <w:rFonts w:ascii="Times New Roman" w:hAnsi="Times New Roman" w:eastAsia="SimSun"/>
+                <w:sz w:val="19"/>
+              </w:rPr>
+              <w:t xml:space="preserve"> 与无防御</w:t>
+            </w:r>
+            <w:r>
+              <w:rPr>
+                <w:rFonts w:ascii="Times New Roman" w:hAnsi="Times New Roman" w:eastAsia="SimSun"/>
+                <w:b/>
+                <w:sz w:val="19"/>
+              </w:rPr>
+              <w:t>逐格相同</w:t>
+            </w:r>
+            <w:r>
+              <w:rPr>
+                <w:rFonts w:ascii="Times New Roman" w:hAnsi="Times New Roman" w:eastAsia="SimSun"/>
+                <w:sz w:val="19"/>
+              </w:rPr>
+              <w:t xml:space="preserve">，12/12 约束配置 Δ = 0.000，跨 </w:t>
+            </w:r>
+            <w:r>
+              <w:rPr>
+                <w:rFonts w:ascii="Times New Roman" w:hAnsi="Times New Roman" w:eastAsia="SimSun"/>
+                <w:b/>
+                <w:sz w:val="19"/>
+              </w:rPr>
+              <w:t>6 个检索骨干</w:t>
+            </w:r>
+            <w:r>
+              <w:rPr>
+                <w:rFonts w:ascii="Times New Roman" w:hAnsi="Times New Roman" w:eastAsia="SimSun"/>
+                <w:sz w:val="19"/>
+              </w:rPr>
+              <w:t xml:space="preserve">&lt;br&gt;✅ 生成层验证完成：DeepSeek </w:t>
+            </w:r>
+            <w:r>
+              <w:rPr>
+                <w:rFonts w:ascii="Consolas" w:hAnsi="Consolas" w:eastAsia="Consolas"/>
+                <w:sz w:val="18"/>
+              </w:rPr>
+              <w:t>deepseek-chat</w:t>
+            </w:r>
+            <w:r>
+              <w:rPr>
+                <w:rFonts w:ascii="Times New Roman" w:hAnsi="Times New Roman" w:eastAsia="SimSun"/>
+                <w:sz w:val="19"/>
+              </w:rPr>
+              <w:t xml:space="preserve">，207 次调用，立场差距 0.271 → 0.396（+46%）&lt;br&gt;✅ 自适应攻击者评估扩展到 </w:t>
+            </w:r>
+            <w:r>
+              <w:rPr>
+                <w:rFonts w:ascii="Times New Roman" w:hAnsi="Times New Roman" w:eastAsia="SimSun"/>
+                <w:b/>
+                <w:sz w:val="19"/>
+              </w:rPr>
+              <w:t>5 个骨干</w:t>
+            </w:r>
+            <w:r>
+              <w:rPr>
+                <w:rFonts w:ascii="Times New Roman" w:hAnsi="Times New Roman" w:eastAsia="SimSun"/>
+                <w:sz w:val="19"/>
+              </w:rPr>
+              <w:t xml:space="preserve">（hash-dense / GTE-base / E5-base-v2 / Contriever / SPLADE）&lt;br&gt;⚠️ </w:t>
+            </w:r>
+            <w:r>
+              <w:rPr>
+                <w:rFonts w:ascii="Times New Roman" w:hAnsi="Times New Roman" w:eastAsia="SimSun"/>
+                <w:b/>
+                <w:sz w:val="19"/>
+              </w:rPr>
+              <w:t>已知纠正</w:t>
+            </w:r>
+            <w:r>
+              <w:rPr>
+                <w:rFonts w:ascii="Times New Roman" w:hAnsi="Times New Roman" w:eastAsia="SimSun"/>
+                <w:sz w:val="19"/>
+              </w:rPr>
+              <w:t>：早期 Paper B Table 1 误用了未纳入版本管理的临时运行数据（0.125 → 更正为 0.250），已在论文内显式记录</w:t>
             </w:r>
           </w:p>
         </w:tc>
@@ -570,6 +723,73 @@
                 <w:sz w:val="19"/>
               </w:rPr>
               <w:t>OpenAlex / arXiv 实时检索 + 6 篇核心竞品全文精读</w:t>
+            </w:r>
+          </w:p>
+        </w:tc>
+      </w:tr>
+      <w:tr>
+        <w:tc>
+          <w:tcPr>
+            <w:tcW w:type="dxa" w:w="4819"/>
+          </w:tcPr>
+          <w:p>
+            <w:pPr>
+              <w:spacing w:line="240" w:lineRule="auto" w:after="0"/>
+            </w:pPr>
+            <w:r>
+              <w:rPr>
+                <w:rFonts w:ascii="Times New Roman" w:hAnsi="Times New Roman" w:eastAsia="SimSun"/>
+                <w:b/>
+                <w:sz w:val="19"/>
+              </w:rPr>
+              <w:t>新增实证结论（影响选题 A/D 的定位）</w:t>
+            </w:r>
+          </w:p>
+        </w:tc>
+        <w:tc>
+          <w:tcPr>
+            <w:tcW w:type="dxa" w:w="4819"/>
+          </w:tcPr>
+          <w:p>
+            <w:pPr>
+              <w:spacing w:line="240" w:lineRule="auto" w:after="0"/>
+            </w:pPr>
+            <w:r>
+              <w:rPr>
+                <w:rFonts w:ascii="Times New Roman" w:hAnsi="Times New Roman" w:eastAsia="SimSun"/>
+                <w:sz w:val="19"/>
+              </w:rPr>
+              <w:t>文本投毒易感性由</w:t>
+            </w:r>
+            <w:r>
+              <w:rPr>
+                <w:rFonts w:ascii="Times New Roman" w:hAnsi="Times New Roman" w:eastAsia="SimSun"/>
+                <w:b/>
+                <w:sz w:val="19"/>
+              </w:rPr>
+              <w:t>表示的稀疏性</w:t>
+            </w:r>
+            <w:r>
+              <w:rPr>
+                <w:rFonts w:ascii="Times New Roman" w:hAnsi="Times New Roman" w:eastAsia="SimSun"/>
+                <w:sz w:val="19"/>
+              </w:rPr>
+              <w:t>决定，而非"是否为神经编码器"：SPLADE（学习型稀疏）0.6250 ≈ BM25 0.7500，而 GTE-base / E5-base-v2（稠密语义）仅 0.0625，Contriever 却是 0.5625。</w:t>
+            </w:r>
+            <w:r>
+              <w:rPr>
+                <w:rFonts w:ascii="Times New Roman" w:hAnsi="Times New Roman" w:eastAsia="SimSun"/>
+                <w:b/>
+                <w:sz w:val="19"/>
+              </w:rPr>
+              <w:t>稠密语义不构成抗性保证</w:t>
+            </w:r>
+            <w:r>
+              <w:rPr>
+                <w:rFonts w:ascii="Times New Roman" w:hAnsi="Times New Roman" w:eastAsia="SimSun"/>
+                <w:sz w:val="19"/>
+              </w:rPr>
+              <w:t>——单编码器鲁棒性结论不可迁移，这是可直接成文的独立方法学贡献</w:t>
             </w:r>
           </w:p>
         </w:tc>
